--- a/Operator_Guides/Availability_Tier_ARB_Decision_Paper.docx
+++ b/Operator_Guides/Availability_Tier_ARB_Decision_Paper.docx
@@ -155,7 +155,7 @@
                 <w:color w:val="202020"/>
                 <w:sz w:val="20"/>
               </w:rPr>
-              <w:t>[date — gates the infrastructure request and the DR work package]</w:t>
+              <w:t>Not set — no ARB date is recorded. The infrastructure request and the DR work package stay blocked until the decision is taken.</w:t>
             </w:r>
           </w:p>
         </w:tc>
@@ -315,7 +315,7 @@
                 <w:color w:val="202020"/>
                 <w:sz w:val="20"/>
               </w:rPr>
-              <w:t>For decision — not yet approved</w:t>
+              <w:t>For decision — not yet approved. Re-checked 14 August 2026: still unapproved, with no ARB decision recorded against it, so the recommendation in section 6 remains unadopted. The paper's analysis stands; section 3 records what has changed in the platform since it was written.</w:t>
             </w:r>
           </w:p>
         </w:tc>
@@ -1072,7 +1072,7 @@
         <w:rPr>
           <w:color w:val="202020"/>
         </w:rPr>
-        <w:t>The properties that make multi-region operation possible are already built and tested. This matters to the costing: the remaining work is infrastructure and drill discipline, not connector re-engineering.</w:t>
+        <w:t>The properties that make multi-region operation possible are already built and tested. This matters to the costing: the remaining work is infrastructure and drill discipline, not connector re-engineering. Since this paper was written those properties have been consolidated: as of 12 August 2026 all five connectors reference one shared Connector.Chassis project (version 1.18.0) directly, rather than each carrying its own copy, and the conformance workflow runs on every pull request, failing when a connector drops that reference or keeps an undeclared local copy. The sharing is partial and deliberately so — 67 per-connector divergences are declared in the register that workflow checks, lease-based coordination among them, which four of the five connectors still implement locally. None of this changes the options below; it changes where the code lives, not what the platform can survive.</w:t>
       </w:r>
     </w:p>
     <w:tbl>
